--- a/docs/HANDOVER-ANGULAR-INTEGRATION.docx
+++ b/docs/HANDOVER-ANGULAR-INTEGRATION.docx
@@ -2,33 +2,7 @@
 <file path=word/document.xml><?xml version="1.0" encoding="utf-8"?>
 <w:document xmlns:w="http://schemas.openxmlformats.org/wordprocessingml/2006/main" xmlns:m="http://schemas.openxmlformats.org/officeDocument/2006/math" xmlns:r="http://schemas.openxmlformats.org/officeDocument/2006/relationships" xmlns:o="urn:schemas-microsoft-com:office:office" xmlns:v="urn:schemas-microsoft-com:vml" xmlns:w10="urn:schemas-microsoft-com:office:word" xmlns:a="http://schemas.openxmlformats.org/drawingml/2006/main" xmlns:pic="http://schemas.openxmlformats.org/drawingml/2006/picture" xmlns:wp="http://schemas.openxmlformats.org/drawingml/2006/wordprocessingDrawing">
   <w:body>
-    <w:sdt>
-      <w:sdtPr>
-        <w:docPartObj>
-          <w:docPartGallery w:val="Table of Contents"/>
-          <w:docPartUnique/>
-        </w:docPartObj>
-      </w:sdtPr>
-      <w:sdtContent>
-        <w:p>
-          <w:pPr>
-            <w:pStyle w:val="TOCHeading"/>
-          </w:pPr>
-          <w:r>
-            <w:t xml:space="preserve">Table of Contents</w:t>
-          </w:r>
-        </w:p>
-        <w:p>
-          <w:r>
-            <w:fldChar w:fldCharType="begin" w:dirty="true"/>
-            <w:instrText xml:space="preserve">TOC \o "1-2" \h \z \u</w:instrText>
-            <w:fldChar w:fldCharType="separate"/>
-            <w:fldChar w:fldCharType="end"/>
-          </w:r>
-        </w:p>
-      </w:sdtContent>
-    </w:sdt>
-    <w:bookmarkStart w:id="32" w:name="Xc82d68eac33c078da93bc119cb589cdf3e8f62e"/>
+    <w:bookmarkStart w:id="32" w:name="Xfbb8a209ebfb518270297b6764ab355a43f4b14"/>
     <w:p>
       <w:pPr>
         <w:pStyle w:val="Heading1"/>
@@ -118,13 +92,13 @@
         </w:pict>
       </w:r>
     </w:p>
-    <w:bookmarkStart w:id="9" w:name="Xff3a1515bf8e3f3d4990bd684e7b35c65108426"/>
+    <w:bookmarkStart w:id="9" w:name="architecture-youre-integrating-with"/>
     <w:p>
       <w:pPr>
         <w:pStyle w:val="Heading2"/>
       </w:pPr>
       <w:r>
-        <w:t xml:space="preserve">1. Architecture you're integrating with</w:t>
+        <w:t xml:space="preserve">1. Architecture you’re integrating with</w:t>
       </w:r>
     </w:p>
     <w:p>
@@ -232,7 +206,7 @@
       </w:r>
     </w:p>
     <w:bookmarkEnd w:id="9"/>
-    <w:bookmarkStart w:id="13" w:name="Xf9db90e8f7c5ce2f16455704368d86cafcbe571"/>
+    <w:bookmarkStart w:id="13" w:name="X4141cdb9398e58980e912458b80dbbf6c3e5269"/>
     <w:p>
       <w:pPr>
         <w:pStyle w:val="Heading2"/>
@@ -241,7 +215,7 @@
         <w:t xml:space="preserve">2. The integration contract (HTTP + query string + JSON)</w:t>
       </w:r>
     </w:p>
-    <w:bookmarkStart w:id="11" w:name="launch-url-angular--bridge"/>
+    <w:bookmarkStart w:id="11" w:name="launch-url-angular-bridge"/>
     <w:p>
       <w:pPr>
         <w:pStyle w:val="Heading3"/>
@@ -401,7 +375,7 @@
       </w:r>
     </w:p>
     <w:bookmarkEnd w:id="11"/>
-    <w:bookmarkStart w:id="12" w:name="result-shape-bridge--angular"/>
+    <w:bookmarkStart w:id="12" w:name="result-shape-bridge-angular"/>
     <w:p>
       <w:pPr>
         <w:pStyle w:val="Heading3"/>
@@ -1986,7 +1960,7 @@
     </w:p>
     <w:bookmarkEnd w:id="12"/>
     <w:bookmarkEnd w:id="13"/>
-    <w:bookmarkStart w:id="14" w:name="X9ea6aeca8a96a4237b6992cba8c876bf6c5de05"/>
+    <w:bookmarkStart w:id="14" w:name="angular-service-drop-this-in"/>
     <w:p>
       <w:pPr>
         <w:pStyle w:val="Heading2"/>
@@ -7661,7 +7635,7 @@
       </w:r>
     </w:p>
     <w:bookmarkEnd w:id="14"/>
-    <w:bookmarkStart w:id="15" w:name="X99c9886b328a333a01cb479150e90cef582e2c6"/>
+    <w:bookmarkStart w:id="15" w:name="use-it-from-a-component-popup-mode"/>
     <w:p>
       <w:pPr>
         <w:pStyle w:val="Heading2"/>
@@ -9273,7 +9247,7 @@
       </w:r>
     </w:p>
     <w:bookmarkEnd w:id="15"/>
-    <w:bookmarkStart w:id="16" w:name="Xb145ce1abbf24c25945118310a3b78d3dc703b2"/>
+    <w:bookmarkStart w:id="16" w:name="X04c947be86ff191f3d5f67131b9d2552dcf693d"/>
     <w:p>
       <w:pPr>
         <w:pStyle w:val="Heading2"/>
@@ -12130,7 +12104,7 @@
       </w:r>
     </w:p>
     <w:bookmarkEnd w:id="16"/>
-    <w:bookmarkStart w:id="17" w:name="Xc8c8ee1f77364db194b6b674571c20a6a104c07"/>
+    <w:bookmarkStart w:id="17" w:name="Xd59e46de4743dea82a91f0571741efb56c24afc"/>
     <w:p>
       <w:pPr>
         <w:pStyle w:val="Heading2"/>
@@ -12274,7 +12248,7 @@
       </w:r>
     </w:p>
     <w:bookmarkEnd w:id="17"/>
-    <w:bookmarkStart w:id="18" w:name="X34280ca1fa949cb47e5b1fc9939aae558142fec"/>
+    <w:bookmarkStart w:id="18" w:name="X0ad684da7c8a0a7ab6b41225d73b0431ca512c3"/>
     <w:p>
       <w:pPr>
         <w:pStyle w:val="Heading2"/>
@@ -12288,7 +12262,7 @@
         <w:pStyle w:val="FirstParagraph"/>
       </w:pPr>
       <w:r>
-        <w:t xml:space="preserve">If you've lost track of an in-flight session (e.g., browser tab reload mid-flow):</w:t>
+        <w:t xml:space="preserve">If you’ve lost track of an in-flight session (e.g., browser tab reload mid-flow):</w:t>
       </w:r>
     </w:p>
     <w:p>
@@ -12445,7 +12419,7 @@
       </w:r>
     </w:p>
     <w:bookmarkEnd w:id="18"/>
-    <w:bookmarkStart w:id="19" w:name="X6677b26a3d9d172bbb45ece0668957afe2e3018"/>
+    <w:bookmarkStart w:id="19" w:name="deployment-topology"/>
     <w:p>
       <w:pPr>
         <w:pStyle w:val="Heading2"/>
@@ -12552,7 +12526,7 @@
         <w:rPr>
           <w:rStyle w:val="VerbatimChar"/>
         </w:rPr>
-        <w:t xml:space="preserve">        (Angular SPA +      (this .NET 10 ASP.NET Core app)</w:t>
+        <w:t xml:space="preserve">        (Angular SPA +      (this .NET 8 ASP.NET Core app)</w:t>
       </w:r>
       <w:r>
         <w:br/>
@@ -12700,7 +12674,7 @@
       </w:r>
     </w:p>
     <w:bookmarkEnd w:id="19"/>
-    <w:bookmarkStart w:id="20" w:name="Xf97f8cff6215c7c8724a0c4917bbe6ac629ebbb"/>
+    <w:bookmarkStart w:id="20" w:name="cors-origin-notes"/>
     <w:p>
       <w:pPr>
         <w:pStyle w:val="Heading2"/>
@@ -13041,7 +13015,7 @@
       </w:r>
     </w:p>
     <w:bookmarkEnd w:id="20"/>
-    <w:bookmarkStart w:id="21" w:name="X02ffe1f57463c4e74b530a2f02c25f2542a0273"/>
+    <w:bookmarkStart w:id="21" w:name="authentication"/>
     <w:p>
       <w:pPr>
         <w:pStyle w:val="Heading2"/>
@@ -13077,7 +13051,7 @@
         <w:t xml:space="preserve"> </w:t>
       </w:r>
       <w:r>
-        <w:t xml:space="preserve">You don't need to do anything for that.</w:t>
+        <w:t xml:space="preserve">You don’t need to do anything for that.</w:t>
       </w:r>
     </w:p>
     <w:p>
@@ -13101,7 +13075,7 @@
         <w:t xml:space="preserve"> </w:t>
       </w:r>
       <w:r>
-        <w:t xml:space="preserve">the caller's identity today. Recommended setup:</w:t>
+        <w:t xml:space="preserve">the caller’s identity today. Recommended setup:</w:t>
       </w:r>
     </w:p>
     <w:p>
@@ -13185,13 +13159,13 @@
         </w:numPr>
       </w:pPr>
       <w:r>
-        <w:t xml:space="preserve">Angular sends the user's token on the launch URL via a header (or signed cookie)</w:t>
-      </w:r>
-      <w:r>
-        <w:t xml:space="preserve"> </w:t>
-      </w:r>
-      <w:r>
-        <w:t xml:space="preserve">— but note that browser popups don't send custom headers. The most practical</w:t>
+        <w:t xml:space="preserve">Angular sends the user’s token on the launch URL via a header (or signed cookie)</w:t>
+      </w:r>
+      <w:r>
+        <w:t xml:space="preserve"> </w:t>
+      </w:r>
+      <w:r>
+        <w:t xml:space="preserve">— but note that browser popups don’t send custom headers. The most practical</w:t>
       </w:r>
       <w:r>
         <w:t xml:space="preserve"> </w:t>
@@ -13216,7 +13190,7 @@
         <w:t xml:space="preserve"> </w:t>
       </w:r>
       <w:r>
-        <w:t xml:space="preserve">app domain so the user's auth cookie flows automatically.</w:t>
+        <w:t xml:space="preserve">app domain so the user’s auth cookie flows automatically.</w:t>
       </w:r>
     </w:p>
     <w:p>
@@ -13230,7 +13204,7 @@
         <w:t xml:space="preserve"> </w:t>
       </w:r>
       <w:r>
-        <w:t xml:space="preserve">ask — it's a 1-day add.</w:t>
+        <w:t xml:space="preserve">ask — it’s a 1-day add.</w:t>
       </w:r>
     </w:p>
     <w:p>
@@ -13241,7 +13215,7 @@
       </w:r>
     </w:p>
     <w:bookmarkEnd w:id="21"/>
-    <w:bookmarkStart w:id="22" w:name="X88ceb9eb32e8e8fd9872fa575cdbc5cf00022ce"/>
+    <w:bookmarkStart w:id="22" w:name="what-you-build-vs-what-you-reuse"/>
     <w:p>
       <w:pPr>
         <w:pStyle w:val="Heading2"/>
@@ -13253,7 +13227,8 @@
     <w:tbl>
       <w:tblPr>
         <w:tblStyle w:val="Table"/>
-        <w:tblW w:type="auto" w:w="0"/>
+        <w:tblW w:type="pct" w:w="5000"/>
+        <w:tblLayout w:type="fixed"/>
         <w:tblLook w:firstRow="1" w:lastRow="0" w:firstColumn="0" w:lastColumn="0" w:noHBand="0" w:noVBand="0" w:val="0020"/>
       </w:tblPr>
       <w:tblGrid>
@@ -13722,7 +13697,7 @@
               <w:pStyle w:val="Compact"/>
             </w:pPr>
             <w:r>
-              <w:t xml:space="preserve">Don't deploy to production</w:t>
+              <w:t xml:space="preserve">Don’t deploy to production</w:t>
             </w:r>
           </w:p>
         </w:tc>
@@ -13769,7 +13744,7 @@
               <w:pStyle w:val="Compact"/>
             </w:pPr>
             <w:r>
-              <w:t xml:space="preserve">Don't deploy to production</w:t>
+              <w:t xml:space="preserve">Don’t deploy to production</w:t>
             </w:r>
           </w:p>
         </w:tc>
@@ -13844,7 +13819,7 @@
         <w:pStyle w:val="FirstParagraph"/>
       </w:pPr>
       <w:r>
-        <w:t xml:space="preserve">Or leave them in and just don't link to them — they're harmless if no one navigates to /demo.</w:t>
+        <w:t xml:space="preserve">Or leave them in and just don’t link to them — they’re harmless if no one navigates to /demo.</w:t>
       </w:r>
     </w:p>
     <w:p>
@@ -13855,7 +13830,7 @@
       </w:r>
     </w:p>
     <w:bookmarkEnd w:id="22"/>
-    <w:bookmarkStart w:id="26" w:name="X8848f98f5a921f589b0f34b268393048de41d80"/>
+    <w:bookmarkStart w:id="26" w:name="production-readiness-checklist"/>
     <w:p>
       <w:pPr>
         <w:pStyle w:val="Heading2"/>
@@ -14093,19 +14068,20 @@
       </w:r>
     </w:p>
     <w:bookmarkEnd w:id="26"/>
-    <w:bookmarkStart w:id="27" w:name="X159c92fdff64bf8e21e88b6d78aacb866af8b02"/>
+    <w:bookmarkStart w:id="27" w:name="questions-youll-get-from-your-team"/>
     <w:p>
       <w:pPr>
         <w:pStyle w:val="Heading2"/>
       </w:pPr>
       <w:r>
-        <w:t xml:space="preserve">13. Questions you'll get from your team</w:t>
+        <w:t xml:space="preserve">13. Questions you’ll get from your team</w:t>
       </w:r>
     </w:p>
     <w:tbl>
       <w:tblPr>
         <w:tblStyle w:val="Table"/>
-        <w:tblW w:type="auto" w:w="0"/>
+        <w:tblW w:type="pct" w:w="5000"/>
+        <w:tblLayout w:type="fixed"/>
         <w:tblLook w:firstRow="1" w:lastRow="0" w:firstColumn="0" w:lastColumn="0" w:noHBand="0" w:noVBand="0" w:val="0020"/>
       </w:tblPr>
       <w:tblGrid>
@@ -14202,7 +14178,7 @@
               <w:t xml:space="preserve"> </w:t>
             </w:r>
             <w:r>
-              <w:t xml:space="preserve">MCG requires server-side hash signing (you can't hide the interface key in a browser), SOAP ACK, episode persistence — all server-side concerns.</w:t>
+              <w:t xml:space="preserve">MCG requires server-side hash signing (you can’t hide the interface key in a browser), SOAP ACK, episode persistence — all server-side concerns.</w:t>
             </w:r>
           </w:p>
         </w:tc>
@@ -14226,7 +14202,7 @@
               <w:pStyle w:val="Compact"/>
             </w:pPr>
             <w:r>
-              <w:t xml:space="preserve">Cross-origin cookies → MCG's auth breaks. Bridge proxies under your own domain so cookies are first-party.</w:t>
+              <w:t xml:space="preserve">Cross-origin cookies → MCG’s auth breaks. Bridge proxies under your own domain so cookies are first-party.</w:t>
             </w:r>
           </w:p>
         </w:tc>
@@ -14278,7 +14254,7 @@
               <w:pStyle w:val="Compact"/>
             </w:pPr>
             <w:r>
-              <w:t xml:space="preserve">What's the SLA / uptime impact?</w:t>
+              <w:t xml:space="preserve">What’s the SLA / uptime impact?</w:t>
             </w:r>
           </w:p>
         </w:tc>
@@ -14289,7 +14265,7 @@
               <w:pStyle w:val="Compact"/>
             </w:pPr>
             <w:r>
-              <w:t xml:space="preserve">Bridge becomes a critical path between EvokeConnect and MCG. Treat its uptime like MCG's — same SLA target, same monitoring, horizontal scale if needed (YARP is stateless).</w:t>
+              <w:t xml:space="preserve">Bridge becomes a critical path between EvokeConnect and MCG. Treat its uptime like MCG’s — same SLA target, same monitoring, horizontal scale if needed (YARP is stateless).</w:t>
             </w:r>
           </w:p>
         </w:tc>
@@ -14313,7 +14289,7 @@
               <w:pStyle w:val="Compact"/>
             </w:pPr>
             <w:r>
-              <w:t xml:space="preserve">The Angular service in §3 is the SDK. ~80 lines. Don't over-engineer.</w:t>
+              <w:t xml:space="preserve">The Angular service in §3 is the SDK. ~80 lines. Don’t over-engineer.</w:t>
             </w:r>
           </w:p>
         </w:tc>
@@ -14327,7 +14303,7 @@
       </w:r>
     </w:p>
     <w:bookmarkEnd w:id="27"/>
-    <w:bookmarkStart w:id="31" w:name="X24fe28510fdd7f395da293c1fef3c68fa010f8d"/>
+    <w:bookmarkStart w:id="31" w:name="support-questions"/>
     <w:p>
       <w:pPr>
         <w:pStyle w:val="Heading2"/>
@@ -14343,15 +14319,15 @@
       <w:r>
         <w:t xml:space="preserve">Anything not covered here: check the other docs first:</w:t>
       </w:r>
-    </w:p>
-    <w:p>
-      <w:pPr>
-        <w:pStyle w:val="Compact"/>
-        <w:numPr>
-          <w:ilvl w:val="0"/>
-          <w:numId w:val="1014"/>
-        </w:numPr>
-      </w:pPr>
+      <w:r>
+        <w:t xml:space="preserve"> </w:t>
+      </w:r>
+      <w:r>
+        <w:t xml:space="preserve">-</w:t>
+      </w:r>
+      <w:r>
+        <w:t xml:space="preserve"> </w:t>
+      </w:r>
       <w:hyperlink r:id="rId28">
         <w:r>
           <w:rPr>
@@ -14366,15 +14342,15 @@
       <w:r>
         <w:t xml:space="preserve">— caller-agnostic contract</w:t>
       </w:r>
-    </w:p>
-    <w:p>
-      <w:pPr>
-        <w:pStyle w:val="Compact"/>
-        <w:numPr>
-          <w:ilvl w:val="0"/>
-          <w:numId w:val="1014"/>
-        </w:numPr>
-      </w:pPr>
+      <w:r>
+        <w:t xml:space="preserve"> </w:t>
+      </w:r>
+      <w:r>
+        <w:t xml:space="preserve">-</w:t>
+      </w:r>
+      <w:r>
+        <w:t xml:space="preserve"> </w:t>
+      </w:r>
       <w:hyperlink r:id="rId29">
         <w:r>
           <w:rPr>
@@ -14389,15 +14365,15 @@
       <w:r>
         <w:t xml:space="preserve">— every config key</w:t>
       </w:r>
-    </w:p>
-    <w:p>
-      <w:pPr>
-        <w:pStyle w:val="Compact"/>
-        <w:numPr>
-          <w:ilvl w:val="0"/>
-          <w:numId w:val="1014"/>
-        </w:numPr>
-      </w:pPr>
+      <w:r>
+        <w:t xml:space="preserve"> </w:t>
+      </w:r>
+      <w:r>
+        <w:t xml:space="preserve">-</w:t>
+      </w:r>
+      <w:r>
+        <w:t xml:space="preserve"> </w:t>
+      </w:r>
       <w:hyperlink r:id="rId23">
         <w:r>
           <w:rPr>
@@ -14412,15 +14388,15 @@
       <w:r>
         <w:t xml:space="preserve">— prod swap</w:t>
       </w:r>
-    </w:p>
-    <w:p>
-      <w:pPr>
-        <w:pStyle w:val="Compact"/>
-        <w:numPr>
-          <w:ilvl w:val="0"/>
-          <w:numId w:val="1014"/>
-        </w:numPr>
-      </w:pPr>
+      <w:r>
+        <w:t xml:space="preserve"> </w:t>
+      </w:r>
+      <w:r>
+        <w:t xml:space="preserve">-</w:t>
+      </w:r>
+      <w:r>
+        <w:t xml:space="preserve"> </w:t>
+      </w:r>
       <w:hyperlink r:id="rId30">
         <w:r>
           <w:rPr>
@@ -14438,10 +14414,10 @@
     </w:p>
     <w:p>
       <w:pPr>
-        <w:pStyle w:val="FirstParagraph"/>
+        <w:pStyle w:val="BodyText"/>
       </w:pPr>
       <w:r>
-        <w:t xml:space="preserve">If something's wrong with the bridge itself (not the Angular integration), the</w:t>
+        <w:t xml:space="preserve">If something’s wrong with the bridge itself (not the Angular integration), the</w:t>
       </w:r>
       <w:r>
         <w:t xml:space="preserve"> </w:t>
@@ -14915,9 +14891,6 @@
   </w:num>
   <w:num w:numId="1013">
     <w:abstractNumId w:val="992"/>
-  </w:num>
-  <w:num w:numId="1014">
-    <w:abstractNumId w:val="991"/>
   </w:num>
 </w:numbering>
 </file>
@@ -15584,7 +15557,6 @@
     <w:link w:val="VerbatimChar"/>
     <w:pPr>
       <w:wordWrap w:val="off"/>
-      <w:shd w:val="clear" w:fill="f8f8f8"/>
     </w:pPr>
   </w:style>
   <w:style w:type="character" w:customStyle="1" w:styleId="KeywordTok">
@@ -15592,96 +15564,85 @@
     <w:basedOn w:val="VerbatimChar"/>
     <w:rPr>
       <w:b/>
-      <w:color w:val="204a87"/>
-      <w:shd w:val="clear" w:fill="f8f8f8"/>
+      <w:color w:val="007020"/>
     </w:rPr>
   </w:style>
   <w:style w:type="character" w:customStyle="1" w:styleId="DataTypeTok">
     <w:name w:val="DataTypeTok"/>
     <w:basedOn w:val="VerbatimChar"/>
     <w:rPr>
-      <w:color w:val="204a87"/>
-      <w:shd w:val="clear" w:fill="f8f8f8"/>
+      <w:color w:val="902000"/>
     </w:rPr>
   </w:style>
   <w:style w:type="character" w:customStyle="1" w:styleId="DecValTok">
     <w:name w:val="DecValTok"/>
     <w:basedOn w:val="VerbatimChar"/>
     <w:rPr>
-      <w:color w:val="0000cf"/>
-      <w:shd w:val="clear" w:fill="f8f8f8"/>
+      <w:color w:val="40a070"/>
     </w:rPr>
   </w:style>
   <w:style w:type="character" w:customStyle="1" w:styleId="BaseNTok">
     <w:name w:val="BaseNTok"/>
     <w:basedOn w:val="VerbatimChar"/>
     <w:rPr>
-      <w:color w:val="0000cf"/>
-      <w:shd w:val="clear" w:fill="f8f8f8"/>
+      <w:color w:val="40a070"/>
     </w:rPr>
   </w:style>
   <w:style w:type="character" w:customStyle="1" w:styleId="FloatTok">
     <w:name w:val="FloatTok"/>
     <w:basedOn w:val="VerbatimChar"/>
     <w:rPr>
-      <w:color w:val="0000cf"/>
-      <w:shd w:val="clear" w:fill="f8f8f8"/>
+      <w:color w:val="40a070"/>
     </w:rPr>
   </w:style>
   <w:style w:type="character" w:customStyle="1" w:styleId="ConstantTok">
     <w:name w:val="ConstantTok"/>
     <w:basedOn w:val="VerbatimChar"/>
     <w:rPr>
-      <w:color w:val="8f5902"/>
-      <w:shd w:val="clear" w:fill="f8f8f8"/>
+      <w:color w:val="880000"/>
     </w:rPr>
   </w:style>
   <w:style w:type="character" w:customStyle="1" w:styleId="CharTok">
     <w:name w:val="CharTok"/>
     <w:basedOn w:val="VerbatimChar"/>
     <w:rPr>
-      <w:color w:val="4e9a06"/>
-      <w:shd w:val="clear" w:fill="f8f8f8"/>
+      <w:color w:val="4070a0"/>
     </w:rPr>
   </w:style>
   <w:style w:type="character" w:customStyle="1" w:styleId="SpecialCharTok">
     <w:name w:val="SpecialCharTok"/>
     <w:basedOn w:val="VerbatimChar"/>
     <w:rPr>
-      <w:b/>
-      <w:color w:val="ce5c00"/>
-      <w:shd w:val="clear" w:fill="f8f8f8"/>
+      <w:color w:val="4070a0"/>
     </w:rPr>
   </w:style>
   <w:style w:type="character" w:customStyle="1" w:styleId="StringTok">
     <w:name w:val="StringTok"/>
     <w:basedOn w:val="VerbatimChar"/>
     <w:rPr>
-      <w:color w:val="4e9a06"/>
-      <w:shd w:val="clear" w:fill="f8f8f8"/>
+      <w:color w:val="4070a0"/>
     </w:rPr>
   </w:style>
   <w:style w:type="character" w:customStyle="1" w:styleId="VerbatimStringTok">
     <w:name w:val="VerbatimStringTok"/>
     <w:basedOn w:val="VerbatimChar"/>
     <w:rPr>
-      <w:color w:val="4e9a06"/>
-      <w:shd w:val="clear" w:fill="f8f8f8"/>
+      <w:color w:val="4070a0"/>
     </w:rPr>
   </w:style>
   <w:style w:type="character" w:customStyle="1" w:styleId="SpecialStringTok">
     <w:name w:val="SpecialStringTok"/>
     <w:basedOn w:val="VerbatimChar"/>
     <w:rPr>
-      <w:color w:val="4e9a06"/>
-      <w:shd w:val="clear" w:fill="f8f8f8"/>
+      <w:color w:val="bb6688"/>
     </w:rPr>
   </w:style>
   <w:style w:type="character" w:customStyle="1" w:styleId="ImportTok">
     <w:name w:val="ImportTok"/>
     <w:basedOn w:val="VerbatimChar"/>
     <w:rPr>
-      <w:shd w:val="clear" w:fill="f8f8f8"/>
+      <w:b/>
+      <w:color w:val="008000"/>
     </w:rPr>
   </w:style>
   <w:style w:type="character" w:customStyle="1" w:styleId="CommentTok">
@@ -15689,18 +15650,15 @@
     <w:basedOn w:val="VerbatimChar"/>
     <w:rPr>
       <w:i/>
-      <w:color w:val="8f5902"/>
-      <w:shd w:val="clear" w:fill="f8f8f8"/>
+      <w:color w:val="60a0b0"/>
     </w:rPr>
   </w:style>
   <w:style w:type="character" w:customStyle="1" w:styleId="DocumentationTok">
     <w:name w:val="DocumentationTok"/>
     <w:basedOn w:val="VerbatimChar"/>
     <w:rPr>
-      <w:b/>
       <w:i/>
-      <w:color w:val="8f5902"/>
-      <w:shd w:val="clear" w:fill="f8f8f8"/>
+      <w:color w:val="ba2121"/>
     </w:rPr>
   </w:style>
   <w:style w:type="character" w:customStyle="1" w:styleId="AnnotationTok">
@@ -15709,8 +15667,7 @@
     <w:rPr>
       <w:b/>
       <w:i/>
-      <w:color w:val="8f5902"/>
-      <w:shd w:val="clear" w:fill="f8f8f8"/>
+      <w:color w:val="60a0b0"/>
     </w:rPr>
   </w:style>
   <w:style w:type="character" w:customStyle="1" w:styleId="CommentVarTok">
@@ -15719,33 +15676,28 @@
     <w:rPr>
       <w:b/>
       <w:i/>
-      <w:color w:val="8f5902"/>
-      <w:shd w:val="clear" w:fill="f8f8f8"/>
+      <w:color w:val="60a0b0"/>
     </w:rPr>
   </w:style>
   <w:style w:type="character" w:customStyle="1" w:styleId="OtherTok">
     <w:name w:val="OtherTok"/>
     <w:basedOn w:val="VerbatimChar"/>
     <w:rPr>
-      <w:color w:val="8f5902"/>
-      <w:shd w:val="clear" w:fill="f8f8f8"/>
+      <w:color w:val="007020"/>
     </w:rPr>
   </w:style>
   <w:style w:type="character" w:customStyle="1" w:styleId="FunctionTok">
     <w:name w:val="FunctionTok"/>
     <w:basedOn w:val="VerbatimChar"/>
     <w:rPr>
-      <w:b/>
-      <w:color w:val="204a87"/>
-      <w:shd w:val="clear" w:fill="f8f8f8"/>
+      <w:color w:val="06287e"/>
     </w:rPr>
   </w:style>
   <w:style w:type="character" w:customStyle="1" w:styleId="VariableTok">
     <w:name w:val="VariableTok"/>
     <w:basedOn w:val="VerbatimChar"/>
     <w:rPr>
-      <w:color w:val="000000"/>
-      <w:shd w:val="clear" w:fill="f8f8f8"/>
+      <w:color w:val="19177c"/>
     </w:rPr>
   </w:style>
   <w:style w:type="character" w:customStyle="1" w:styleId="ControlFlowTok">
@@ -15753,56 +15705,46 @@
     <w:basedOn w:val="VerbatimChar"/>
     <w:rPr>
       <w:b/>
-      <w:color w:val="204a87"/>
-      <w:shd w:val="clear" w:fill="f8f8f8"/>
+      <w:color w:val="007020"/>
     </w:rPr>
   </w:style>
   <w:style w:type="character" w:customStyle="1" w:styleId="OperatorTok">
     <w:name w:val="OperatorTok"/>
     <w:basedOn w:val="VerbatimChar"/>
     <w:rPr>
-      <w:b/>
-      <w:color w:val="ce5c00"/>
-      <w:shd w:val="clear" w:fill="f8f8f8"/>
+      <w:color w:val="666666"/>
     </w:rPr>
   </w:style>
   <w:style w:type="character" w:customStyle="1" w:styleId="BuiltInTok">
     <w:name w:val="BuiltInTok"/>
     <w:basedOn w:val="VerbatimChar"/>
     <w:rPr>
-      <w:shd w:val="clear" w:fill="f8f8f8"/>
+      <w:color w:val="008000"/>
     </w:rPr>
   </w:style>
   <w:style w:type="character" w:customStyle="1" w:styleId="ExtensionTok">
     <w:name w:val="ExtensionTok"/>
     <w:basedOn w:val="VerbatimChar"/>
-    <w:rPr>
-      <w:shd w:val="clear" w:fill="f8f8f8"/>
-    </w:rPr>
+    <w:rPr/>
   </w:style>
   <w:style w:type="character" w:customStyle="1" w:styleId="PreprocessorTok">
     <w:name w:val="PreprocessorTok"/>
     <w:basedOn w:val="VerbatimChar"/>
     <w:rPr>
-      <w:i/>
-      <w:color w:val="8f5902"/>
-      <w:shd w:val="clear" w:fill="f8f8f8"/>
+      <w:color w:val="bc7a00"/>
     </w:rPr>
   </w:style>
   <w:style w:type="character" w:customStyle="1" w:styleId="AttributeTok">
     <w:name w:val="AttributeTok"/>
     <w:basedOn w:val="VerbatimChar"/>
     <w:rPr>
-      <w:color w:val="204a87"/>
-      <w:shd w:val="clear" w:fill="f8f8f8"/>
+      <w:color w:val="7d9029"/>
     </w:rPr>
   </w:style>
   <w:style w:type="character" w:customStyle="1" w:styleId="RegionMarkerTok">
     <w:name w:val="RegionMarkerTok"/>
     <w:basedOn w:val="VerbatimChar"/>
-    <w:rPr>
-      <w:shd w:val="clear" w:fill="f8f8f8"/>
-    </w:rPr>
+    <w:rPr/>
   </w:style>
   <w:style w:type="character" w:customStyle="1" w:styleId="InformationTok">
     <w:name w:val="InformationTok"/>
@@ -15810,8 +15752,7 @@
     <w:rPr>
       <w:b/>
       <w:i/>
-      <w:color w:val="8f5902"/>
-      <w:shd w:val="clear" w:fill="f8f8f8"/>
+      <w:color w:val="60a0b0"/>
     </w:rPr>
   </w:style>
   <w:style w:type="character" w:customStyle="1" w:styleId="WarningTok">
@@ -15820,16 +15761,15 @@
     <w:rPr>
       <w:b/>
       <w:i/>
-      <w:color w:val="8f5902"/>
-      <w:shd w:val="clear" w:fill="f8f8f8"/>
+      <w:color w:val="60a0b0"/>
     </w:rPr>
   </w:style>
   <w:style w:type="character" w:customStyle="1" w:styleId="AlertTok">
     <w:name w:val="AlertTok"/>
     <w:basedOn w:val="VerbatimChar"/>
     <w:rPr>
-      <w:color w:val="ef2929"/>
-      <w:shd w:val="clear" w:fill="f8f8f8"/>
+      <w:b/>
+      <w:color w:val="ff0000"/>
     </w:rPr>
   </w:style>
   <w:style w:type="character" w:customStyle="1" w:styleId="ErrorTok">
@@ -15837,16 +15777,13 @@
     <w:basedOn w:val="VerbatimChar"/>
     <w:rPr>
       <w:b/>
-      <w:color w:val="a40000"/>
-      <w:shd w:val="clear" w:fill="f8f8f8"/>
+      <w:color w:val="ff0000"/>
     </w:rPr>
   </w:style>
   <w:style w:type="character" w:customStyle="1" w:styleId="NormalTok">
     <w:name w:val="NormalTok"/>
     <w:basedOn w:val="VerbatimChar"/>
-    <w:rPr>
-      <w:shd w:val="clear" w:fill="f8f8f8"/>
-    </w:rPr>
+    <w:rPr/>
   </w:style>
 </w:styles>
 </file>
